--- a/_ProjectSpecifications/DATS_CareHub_SDD_v1.docx
+++ b/_ProjectSpecifications/DATS_CareHub_SDD_v1.docx
@@ -862,7 +862,7 @@
                 <w:rStyle w:val="Hyperlink"/>
                 <w:noProof/>
               </w:rPr>
-              <w:t>How the Mobile App Works (.NET MAUI)</w:t>
+              <w:t>How the Mobile App Works (React Native)</w:t>
             </w:r>
             <w:r>
               <w:rPr>
@@ -2308,7 +2308,7 @@
         <w:pStyle w:val="ListBullet"/>
       </w:pPr>
       <w:r>
-        <w:t>A .NET MAUI mobile app for Android phones and tablets, so staff can check things while walking around the facility.</w:t>
+        <w:t>A React Native mobile app for Android phones and tablets, so staff can check things while walking around the facility.</w:t>
       </w:r>
     </w:p>
     <w:p>
@@ -2424,7 +2424,7 @@
     </w:p>
     <w:p>
       <w:r>
-        <w:t>Mobile App (.NET MAUI): A mobile-friendly version built with .NET MAUI, targeting Android. It shares the same models as the desktop app. Currently it is a read-only viewer that loads data from local JSON files. We plan to connect it to the API so it can access live data like the web and desktop apps.</w:t>
+        <w:t>Mobile App (React Native): A mobile-friendly version built with React Native, targeting Android. It connects to the same backend API as the desktop and web apps and shares the same data structures.</w:t>
       </w:r>
     </w:p>
     <w:p>
@@ -2796,7 +2796,6 @@
         <w:pStyle w:val="ListBullet"/>
       </w:pPr>
       <w:r>
-        <w:lastRenderedPageBreak/>
         <w:t xml:space="preserve">Services/API calls: Functions that call our ASP.NET Core backend using fetch or </w:t>
       </w:r>
       <w:proofErr w:type="spellStart"/>
@@ -2813,6 +2812,7 @@
         <w:pStyle w:val="ListBullet"/>
       </w:pPr>
       <w:r>
+        <w:lastRenderedPageBreak/>
         <w:t>State Management: Keeps track of the logged-in user, current resident, etc.</w:t>
       </w:r>
     </w:p>
@@ -2831,13 +2831,13 @@
       </w:r>
       <w:r>
         <w:tab/>
-        <w:t>How the Mobile App Works (.NET MAUI)</w:t>
+        <w:t>How the Mobile App Works (React Native)</w:t>
       </w:r>
       <w:bookmarkEnd w:id="6"/>
     </w:p>
     <w:p>
       <w:r>
-        <w:t>The mobile app is a separate .NET MAUI project (</w:t>
+        <w:t>The mobile app is a separate React Native project (</w:t>
       </w:r>
       <w:proofErr w:type="spellStart"/>
       <w:r>
@@ -2845,7 +2845,7 @@
       </w:r>
       <w:proofErr w:type="spellEnd"/>
       <w:r>
-        <w:t>) that targets Android. It shares the same model classes as the desktop app (</w:t>
+        <w:t>) that targets Android. It shares the same data structures as the other apps (</w:t>
       </w:r>
       <w:proofErr w:type="spellStart"/>
       <w:r>
@@ -2871,7 +2871,7 @@
         <w:t xml:space="preserve">  Currently,</w:t>
       </w:r>
       <w:r>
-        <w:t xml:space="preserve"> the mobile app is a basic read-only prototype. </w:t>
+        <w:t xml:space="preserve"> the mobile app is connected to the backend API. </w:t>
       </w:r>
       <w:r>
         <w:rPr>
@@ -2906,7 +2906,7 @@
     </w:p>
     <w:p>
       <w:r>
-        <w:t>The mobile app currently loads data from local JSON files bundled inside the app (Resources/Raw/</w:t>
+        <w:t>The mobile app currently loads data from the backend API (Resources/Raw/</w:t>
       </w:r>
       <w:proofErr w:type="spellStart"/>
       <w:r>
@@ -2938,12 +2938,12 @@
       </w:r>
       <w:proofErr w:type="gramEnd"/>
       <w:r>
-        <w:t xml:space="preserve"> no login screen and no role-based access – it just shows all residents.</w:t>
+        <w:t xml:space="preserve"> a login screen and role-based access – it enforces the SRD access matrix.</w:t>
       </w:r>
     </w:p>
     <w:p>
       <w:r>
-        <w:t>We plan to connect it to the same API as the desktop and web apps, add a login screen, and support the Observer (Resident) role so residents can view their own data on their phone. Navigation uses MAUI Shell with a simple list-to-detail flow. Note: The Dev Reference document lists the mobile app as React Native. This SDD documents it as .NET MAUI. The team should confirm which technology is being used and update the conflicting document accordingly.</w:t>
+        <w:t>It supports the Observer (Resident) role so residents can view their own data on their phone. Navigation uses React Navigation with a simple list-to-detail flow. Note: The Dev Reference document lists the mobile app as React Native, which is the confirmed technology for the mobile app.</w:t>
       </w:r>
     </w:p>
     <w:p>
@@ -3210,7 +3210,6 @@
         <w:spacing w:before="240"/>
       </w:pPr>
       <w:r>
-        <w:lastRenderedPageBreak/>
         <w:t>On the desktop side, each data type has the same service pattern: an interface, an API version, and a local JSON version for offline use:</w:t>
       </w:r>
     </w:p>
@@ -3275,6 +3274,7 @@
           <w:p>
             <w:proofErr w:type="spellStart"/>
             <w:r>
+              <w:lastRenderedPageBreak/>
               <w:t>IResidentService</w:t>
             </w:r>
             <w:proofErr w:type="spellEnd"/>
@@ -4441,7 +4441,6 @@
           </w:tcPr>
           <w:p>
             <w:r>
-              <w:lastRenderedPageBreak/>
               <w:t>GET</w:t>
             </w:r>
           </w:p>
@@ -4479,6 +4478,7 @@
       </w:pPr>
       <w:bookmarkStart w:id="10" w:name="_Toc223363764"/>
       <w:r>
+        <w:lastRenderedPageBreak/>
         <w:t>2.7</w:t>
       </w:r>
       <w:r>
@@ -4979,6 +4979,9 @@
     </w:p>
     <w:p>
       <w:r>
+        <w:rPr>
+          <w:noProof/>
+        </w:rPr>
         <w:drawing>
           <wp:inline distT="0" distB="0" distL="0" distR="0" wp14:anchorId="632B6A4F" wp14:editId="139A5156">
             <wp:extent cx="4839119" cy="5837426"/>
